--- a/docs/installation/Install-Ollama-as-service.docx
+++ b/docs/installation/Install-Ollama-as-service.docx
@@ -213,6 +213,201 @@
     </w:p>
     <w:p>
       <w:pPr>
+        <w:pStyle w:val="BodyText"/>
+        <w:bidi w:val="0"/>
+        <w:jc w:val="start"/>
+        <w:rPr>
+          <w:rFonts w:ascii="Arial" w:hAnsi="Arial"/>
+          <w:sz w:val="24"/>
+          <w:szCs w:val="24"/>
+        </w:rPr>
+      </w:pPr>
+      <w:r>
+        <w:rPr>
+          <w:rFonts w:ascii="Arial" w:hAnsi="Arial"/>
+          <w:sz w:val="24"/>
+          <w:szCs w:val="24"/>
+        </w:rPr>
+        <w:t xml:space="preserve">Add </w:t>
+      </w:r>
+      <w:r>
+        <w:rPr>
+          <w:rFonts w:ascii="Arial" w:hAnsi="Arial"/>
+          <w:b w:val="false"/>
+          <w:color w:val="3B3B3B"/>
+          <w:sz w:val="24"/>
+          <w:szCs w:val="24"/>
+          <w:shd w:fill="FFFFFF" w:val="clear"/>
+        </w:rPr>
+        <w:t xml:space="preserve">ollama.exe to system </w:t>
+      </w:r>
+      <w:r>
+        <w:rPr>
+          <w:rFonts w:ascii="Arial" w:hAnsi="Arial"/>
+          <w:b w:val="false"/>
+          <w:color w:val="000000"/>
+          <w:sz w:val="24"/>
+          <w:szCs w:val="24"/>
+          <w:shd w:fill="FFFFFF" w:val="clear"/>
+        </w:rPr>
+        <w:t>PATH</w:t>
+      </w:r>
+    </w:p>
+    <w:p>
+      <w:pPr>
+        <w:pStyle w:val="BodyText"/>
+        <w:bidi w:val="0"/>
+        <w:jc w:val="start"/>
+        <w:rPr>
+          <w:rFonts w:ascii="Arial" w:hAnsi="Arial"/>
+          <w:sz w:val="24"/>
+          <w:szCs w:val="24"/>
+        </w:rPr>
+      </w:pPr>
+      <w:r>
+        <w:rPr>
+          <w:rFonts w:ascii="Arial" w:hAnsi="Arial"/>
+          <w:b w:val="false"/>
+          <w:color w:val="000000"/>
+          <w:sz w:val="24"/>
+          <w:szCs w:val="24"/>
+          <w:shd w:fill="FFFFFF" w:val="clear"/>
+        </w:rPr>
+        <w:t xml:space="preserve">Set </w:t>
+      </w:r>
+      <w:r>
+        <w:rPr>
+          <w:rFonts w:ascii="Arial" w:hAnsi="Arial"/>
+          <w:b w:val="false"/>
+          <w:color w:val="000000"/>
+          <w:sz w:val="24"/>
+          <w:szCs w:val="24"/>
+          <w:shd w:fill="FFFFFF" w:val="clear"/>
+        </w:rPr>
+        <w:t xml:space="preserve">Windows </w:t>
+      </w:r>
+      <w:r>
+        <w:rPr>
+          <w:rFonts w:ascii="Arial" w:hAnsi="Arial"/>
+          <w:b w:val="false"/>
+          <w:color w:val="000000"/>
+          <w:sz w:val="24"/>
+          <w:szCs w:val="24"/>
+          <w:shd w:fill="FFFFFF" w:val="clear"/>
+        </w:rPr>
+        <w:t>system environment:</w:t>
+      </w:r>
+    </w:p>
+    <w:p>
+      <w:pPr>
+        <w:pStyle w:val="BodyText"/>
+        <w:bidi w:val="0"/>
+        <w:jc w:val="start"/>
+        <w:rPr>
+          <w:rFonts w:ascii="Arial" w:hAnsi="Arial"/>
+          <w:sz w:val="24"/>
+          <w:szCs w:val="24"/>
+        </w:rPr>
+      </w:pPr>
+      <w:r>
+        <w:rPr>
+          <w:rFonts w:ascii="Arial" w:hAnsi="Arial"/>
+          <w:b w:val="false"/>
+          <w:color w:val="000000"/>
+          <w:sz w:val="24"/>
+          <w:szCs w:val="24"/>
+          <w:shd w:fill="FFFFFF" w:val="clear"/>
+        </w:rPr>
+        <w:t>OLLAMA_HOST = 127.0.0.1</w:t>
+      </w:r>
+    </w:p>
+    <w:p>
+      <w:pPr>
+        <w:pStyle w:val="BodyText"/>
+        <w:bidi w:val="0"/>
+        <w:jc w:val="start"/>
+        <w:rPr>
+          <w:rFonts w:ascii="Arial" w:hAnsi="Arial"/>
+          <w:sz w:val="24"/>
+          <w:szCs w:val="24"/>
+        </w:rPr>
+      </w:pPr>
+      <w:r>
+        <w:rPr>
+          <w:rFonts w:ascii="Arial" w:hAnsi="Arial"/>
+          <w:b w:val="false"/>
+          <w:color w:val="000000"/>
+          <w:sz w:val="24"/>
+          <w:szCs w:val="24"/>
+          <w:shd w:fill="FFFFFF" w:val="clear"/>
+        </w:rPr>
+        <w:t>OLLAMA_MODELS = C:\Program Files\Ollama\models</w:t>
+      </w:r>
+    </w:p>
+    <w:p>
+      <w:pPr>
+        <w:pStyle w:val="BodyText"/>
+        <w:bidi w:val="0"/>
+        <w:jc w:val="start"/>
+        <w:rPr>
+          <w:rFonts w:ascii="Times New Roman" w:hAnsi="Times New Roman"/>
+          <w:sz w:val="28"/>
+          <w:szCs w:val="28"/>
+        </w:rPr>
+      </w:pPr>
+      <w:r>
+        <w:rPr>
+          <w:b w:val="false"/>
+          <w:color w:val="000000"/>
+          <w:sz w:val="28"/>
+          <w:szCs w:val="28"/>
+          <w:shd w:fill="FFFFFF" w:val="clear"/>
+        </w:rPr>
+        <w:t>Download model from https://ollama.com/library?sort=popular:</w:t>
+      </w:r>
+    </w:p>
+    <w:p>
+      <w:pPr>
+        <w:pStyle w:val="BodyText"/>
+        <w:bidi w:val="0"/>
+        <w:jc w:val="start"/>
+        <w:rPr>
+          <w:rFonts w:ascii="Times New Roman" w:hAnsi="Times New Roman"/>
+          <w:sz w:val="28"/>
+          <w:szCs w:val="28"/>
+        </w:rPr>
+      </w:pPr>
+      <w:r>
+        <w:rPr>
+          <w:b w:val="false"/>
+          <w:color w:val="000000"/>
+          <w:sz w:val="28"/>
+          <w:szCs w:val="28"/>
+          <w:shd w:fill="FFFFFF" w:val="clear"/>
+        </w:rPr>
+        <w:t>ollama pull qwen2.5:7b</w:t>
+      </w:r>
+    </w:p>
+    <w:p>
+      <w:pPr>
+        <w:pStyle w:val="BodyText"/>
+        <w:bidi w:val="0"/>
+        <w:jc w:val="start"/>
+        <w:rPr>
+          <w:rFonts w:ascii="Times New Roman" w:hAnsi="Times New Roman"/>
+          <w:sz w:val="28"/>
+          <w:szCs w:val="28"/>
+        </w:rPr>
+      </w:pPr>
+      <w:r>
+        <w:rPr>
+          <w:sz w:val="28"/>
+          <w:szCs w:val="28"/>
+        </w:rPr>
+      </w:r>
+    </w:p>
+    <w:p>
+      <w:pPr>
         <w:pStyle w:val="Heading1"/>
         <w:numPr>
           <w:ilvl w:val="0"/>
@@ -434,37 +629,7 @@
           <w:sz w:val="28"/>
           <w:szCs w:val="28"/>
         </w:rPr>
-        <w:t>F</w:t>
-      </w:r>
-      <w:r>
-        <w:rPr>
-          <w:rFonts w:ascii="Times New Roman" w:hAnsi="Times New Roman"/>
-          <w:b w:val="false"/>
-          <w:bCs w:val="false"/>
-          <w:sz w:val="28"/>
-          <w:szCs w:val="28"/>
-        </w:rPr>
-        <w:t xml:space="preserve">rom powershell </w:t>
-      </w:r>
-      <w:r>
-        <w:rPr>
-          <w:rFonts w:ascii="Times New Roman" w:hAnsi="Times New Roman"/>
-          <w:b w:val="false"/>
-          <w:bCs w:val="false"/>
-          <w:sz w:val="28"/>
-          <w:szCs w:val="28"/>
-        </w:rPr>
-        <w:t>(as admin)</w:t>
-      </w:r>
-      <w:r>
-        <w:rPr>
-          <w:rFonts w:ascii="Times New Roman" w:hAnsi="Times New Roman"/>
-          <w:b w:val="false"/>
-          <w:bCs w:val="false"/>
-          <w:sz w:val="28"/>
-          <w:szCs w:val="28"/>
-        </w:rPr>
-        <w:t xml:space="preserve">: </w:t>
+        <w:t xml:space="preserve">From powershell (as admin): </w:t>
       </w:r>
       <w:r>
         <w:rPr>
@@ -513,34 +678,7 @@
           <w:sz w:val="28"/>
           <w:szCs w:val="28"/>
         </w:rPr>
-        <w:t>F</w:t>
-      </w:r>
-      <w:r>
-        <w:rPr>
-          <w:b w:val="false"/>
-          <w:bCs w:val="false"/>
-          <w:sz w:val="28"/>
-          <w:szCs w:val="28"/>
-        </w:rPr>
-        <w:t xml:space="preserve">rom powershell </w:t>
-      </w:r>
-      <w:r>
-        <w:rPr>
-          <w:b w:val="false"/>
-          <w:bCs w:val="false"/>
-          <w:sz w:val="28"/>
-          <w:szCs w:val="28"/>
-        </w:rPr>
-        <w:t>(as admin)</w:t>
-      </w:r>
-      <w:r>
-        <w:rPr>
-          <w:b w:val="false"/>
-          <w:bCs w:val="false"/>
-          <w:sz w:val="28"/>
-          <w:szCs w:val="28"/>
-        </w:rPr>
-        <w:t xml:space="preserve">: </w:t>
+        <w:t xml:space="preserve">From powershell (as admin): </w:t>
       </w:r>
       <w:r>
         <w:rPr>
@@ -865,7 +1003,7 @@
     <w:pPr>
       <w:widowControl/>
       <w:suppressAutoHyphens w:val="true"/>
-      <w:overflowPunct w:val="true"/>
+      <w:overflowPunct w:val="false"/>
       <w:bidi w:val="0"/>
       <w:spacing w:before="0" w:after="0"/>
       <w:jc w:val="start"/>

--- a/docs/installation/Install-Ollama-as-service.docx
+++ b/docs/installation/Install-Ollama-as-service.docx
@@ -151,7 +151,7 @@
           <w:sz w:val="28"/>
           <w:szCs w:val="28"/>
         </w:rPr>
-        <w:t>Command prompt run as admin</w:t>
+        <w:t>Command prompt, run as admin</w:t>
       </w:r>
     </w:p>
     <w:p>
@@ -185,50 +185,67 @@
         </w:rPr>
       </w:pPr>
       <w:r>
-        <w:rPr>
-          <w:sz w:val="28"/>
-          <w:szCs w:val="28"/>
-        </w:rPr>
-        <w:t xml:space="preserve">OllamaSetup.exe </w:t>
-      </w:r>
-    </w:p>
-    <w:p>
-      <w:pPr>
-        <w:pStyle w:val="BodyText"/>
-        <w:bidi w:val="0"/>
-        <w:jc w:val="start"/>
-        <w:rPr>
-          <w:rFonts w:ascii="Times New Roman" w:hAnsi="Times New Roman"/>
-          <w:sz w:val="28"/>
-          <w:szCs w:val="28"/>
-        </w:rPr>
-      </w:pPr>
-      <w:r>
-        <w:rPr>
-          <w:sz w:val="28"/>
-          <w:szCs w:val="28"/>
-        </w:rPr>
-        <w:t>DIR="C:\Program Files\Ollama"</w:t>
-      </w:r>
-    </w:p>
-    <w:p>
-      <w:pPr>
-        <w:pStyle w:val="BodyText"/>
-        <w:bidi w:val="0"/>
-        <w:jc w:val="start"/>
+        <w:rPr/>
+        <w:t xml:space="preserve">Enter this command, using the </w:t>
+      </w:r>
+      <w:r>
+        <w:rPr>
+          <w:rStyle w:val="SourceText"/>
+          <w:rFonts w:ascii="monospace" w:hAnsi="monospace"/>
+          <w:b/>
+          <w:bCs/>
+          <w:strike w:val="false"/>
+          <w:dstrike w:val="false"/>
+          <w:sz w:val="21"/>
+          <w:u w:val="none"/>
+          <w:effect w:val="none"/>
+          <w:bdr w:val="single" w:sz="2" w:space="1" w:color="F3F5F6"/>
+        </w:rPr>
+        <w:t>/DIR</w:t>
+      </w:r>
+      <w:r>
+        <w:rPr/>
+        <w:t xml:space="preserve"> command-line flag to specify the </w:t>
+        <w:br/>
+        <w:t xml:space="preserve">Program Files directory:  </w:t>
+      </w:r>
+    </w:p>
+    <w:p>
+      <w:pPr>
+        <w:pStyle w:val="BodyText"/>
+        <w:bidi w:val="0"/>
+        <w:jc w:val="start"/>
+        <w:rPr>
+          <w:rFonts w:ascii="Times New Roman" w:hAnsi="Times New Roman"/>
+          <w:sz w:val="28"/>
+          <w:szCs w:val="28"/>
+        </w:rPr>
+      </w:pPr>
+      <w:r>
+        <w:rPr>
+          <w:sz w:val="28"/>
+          <w:szCs w:val="28"/>
+        </w:rPr>
+        <w:t>OllamaSetup.exe /DIR="C:\Program Files\Ollama"</w:t>
+      </w:r>
+    </w:p>
+    <w:p>
+      <w:pPr>
+        <w:pStyle w:val="BodyText"/>
+        <w:bidi w:val="0"/>
+        <w:jc w:val="start"/>
+        <w:rPr>
+          <w:sz w:val="24"/>
+          <w:szCs w:val="24"/>
+        </w:rPr>
+      </w:pPr>
+      <w:r>
         <w:rPr>
           <w:rFonts w:ascii="Arial" w:hAnsi="Arial"/>
           <w:sz w:val="24"/>
           <w:szCs w:val="24"/>
         </w:rPr>
-      </w:pPr>
-      <w:r>
-        <w:rPr>
-          <w:rFonts w:ascii="Arial" w:hAnsi="Arial"/>
-          <w:sz w:val="24"/>
-          <w:szCs w:val="24"/>
-        </w:rPr>
-        <w:t xml:space="preserve">Add </w:t>
+        <w:t>Add C:\Program Files\Ollama</w:t>
       </w:r>
       <w:r>
         <w:rPr>
@@ -239,7 +256,7 @@
           <w:szCs w:val="24"/>
           <w:shd w:fill="FFFFFF" w:val="clear"/>
         </w:rPr>
-        <w:t xml:space="preserve">ollama.exe to system </w:t>
+        <w:t xml:space="preserve"> to system </w:t>
       </w:r>
       <w:r>
         <w:rPr>
@@ -273,8 +290,20 @@
           <w:szCs w:val="24"/>
           <w:shd w:fill="FFFFFF" w:val="clear"/>
         </w:rPr>
-        <w:t xml:space="preserve">Set </w:t>
-      </w:r>
+        <w:t>Set Windows system environment:</w:t>
+      </w:r>
+    </w:p>
+    <w:p>
+      <w:pPr>
+        <w:pStyle w:val="BodyText"/>
+        <w:bidi w:val="0"/>
+        <w:jc w:val="start"/>
+        <w:rPr>
+          <w:rFonts w:ascii="Arial" w:hAnsi="Arial"/>
+          <w:sz w:val="24"/>
+          <w:szCs w:val="24"/>
+        </w:rPr>
+      </w:pPr>
       <w:r>
         <w:rPr>
           <w:rFonts w:ascii="Arial" w:hAnsi="Arial"/>
@@ -284,8 +313,20 @@
           <w:szCs w:val="24"/>
           <w:shd w:fill="FFFFFF" w:val="clear"/>
         </w:rPr>
-        <w:t xml:space="preserve">Windows </w:t>
-      </w:r>
+        <w:t>OLLAMA_HOST = 127.0.0.1</w:t>
+      </w:r>
+    </w:p>
+    <w:p>
+      <w:pPr>
+        <w:pStyle w:val="BodyText"/>
+        <w:bidi w:val="0"/>
+        <w:jc w:val="start"/>
+        <w:rPr>
+          <w:rFonts w:ascii="Arial" w:hAnsi="Arial"/>
+          <w:sz w:val="24"/>
+          <w:szCs w:val="24"/>
+        </w:rPr>
+      </w:pPr>
       <w:r>
         <w:rPr>
           <w:rFonts w:ascii="Arial" w:hAnsi="Arial"/>
@@ -295,53 +336,52 @@
           <w:szCs w:val="24"/>
           <w:shd w:fill="FFFFFF" w:val="clear"/>
         </w:rPr>
-        <w:t>system environment:</w:t>
-      </w:r>
-    </w:p>
-    <w:p>
-      <w:pPr>
-        <w:pStyle w:val="BodyText"/>
-        <w:bidi w:val="0"/>
-        <w:jc w:val="start"/>
-        <w:rPr>
-          <w:rFonts w:ascii="Arial" w:hAnsi="Arial"/>
-          <w:sz w:val="24"/>
-          <w:szCs w:val="24"/>
-        </w:rPr>
-      </w:pPr>
-      <w:r>
-        <w:rPr>
-          <w:rFonts w:ascii="Arial" w:hAnsi="Arial"/>
+        <w:t>OLLAMA_MODELS = C:\Program Files\Ollama\models</w:t>
+      </w:r>
+    </w:p>
+    <w:p>
+      <w:pPr>
+        <w:pStyle w:val="BodyText"/>
+        <w:bidi w:val="0"/>
+        <w:jc w:val="start"/>
+        <w:rPr>
+          <w:rFonts w:ascii="Times New Roman" w:hAnsi="Times New Roman"/>
+          <w:sz w:val="28"/>
+          <w:szCs w:val="28"/>
+        </w:rPr>
+      </w:pPr>
+      <w:r>
+        <w:rPr>
           <w:b w:val="false"/>
           <w:color w:val="000000"/>
-          <w:sz w:val="24"/>
-          <w:szCs w:val="24"/>
+          <w:sz w:val="28"/>
+          <w:szCs w:val="28"/>
           <w:shd w:fill="FFFFFF" w:val="clear"/>
         </w:rPr>
-        <w:t>OLLAMA_HOST = 127.0.0.1</w:t>
-      </w:r>
-    </w:p>
-    <w:p>
-      <w:pPr>
-        <w:pStyle w:val="BodyText"/>
-        <w:bidi w:val="0"/>
-        <w:jc w:val="start"/>
-        <w:rPr>
-          <w:rFonts w:ascii="Arial" w:hAnsi="Arial"/>
-          <w:sz w:val="24"/>
-          <w:szCs w:val="24"/>
-        </w:rPr>
-      </w:pPr>
-      <w:r>
-        <w:rPr>
-          <w:rFonts w:ascii="Arial" w:hAnsi="Arial"/>
+        <w:t xml:space="preserve">Download model from </w:t>
+      </w:r>
+      <w:hyperlink r:id="rId3">
+        <w:r>
+          <w:rPr>
+            <w:rStyle w:val="Hyperlink"/>
+            <w:b w:val="false"/>
+            <w:color w:val="000000"/>
+            <w:sz w:val="28"/>
+            <w:szCs w:val="28"/>
+            <w:shd w:fill="FFFFFF" w:val="clear"/>
+          </w:rPr>
+          <w:t>https://ollama.com/library?sort=popular</w:t>
+        </w:r>
+      </w:hyperlink>
+      <w:r>
+        <w:rPr>
           <w:b w:val="false"/>
           <w:color w:val="000000"/>
-          <w:sz w:val="24"/>
-          <w:szCs w:val="24"/>
+          <w:sz w:val="28"/>
+          <w:szCs w:val="28"/>
           <w:shd w:fill="FFFFFF" w:val="clear"/>
         </w:rPr>
-        <w:t>OLLAMA_MODELS = C:\Program Files\Ollama\models</w:t>
+        <w:t>:</w:t>
       </w:r>
     </w:p>
     <w:p>
@@ -363,7 +403,7 @@
           <w:szCs w:val="28"/>
           <w:shd w:fill="FFFFFF" w:val="clear"/>
         </w:rPr>
-        <w:t>Download model from https://ollama.com/library?sort=popular:</w:t>
+        <w:t>or from command line:</w:t>
       </w:r>
     </w:p>
     <w:p>
@@ -400,10 +440,8 @@
         </w:rPr>
       </w:pPr>
       <w:r>
-        <w:rPr>
-          <w:sz w:val="28"/>
-          <w:szCs w:val="28"/>
-        </w:rPr>
+        <w:rPr/>
+        <w:t>The models will be stored in C:\Users\&lt;Your-Username&gt;\.ollama\models.</w:t>
       </w:r>
     </w:p>
     <w:p>
@@ -447,20 +485,31 @@
       <w:pPr>
         <w:pStyle w:val="BodyText"/>
         <w:bidi w:val="0"/>
-        <w:spacing w:lineRule="auto" w:line="240"/>
-        <w:jc w:val="start"/>
-        <w:rPr>
-          <w:rFonts w:ascii="Times New Roman" w:hAnsi="Times New Roman"/>
-          <w:sz w:val="28"/>
-          <w:szCs w:val="28"/>
-        </w:rPr>
-      </w:pPr>
-      <w:r>
-        <w:rPr>
-          <w:sz w:val="28"/>
-          <w:szCs w:val="28"/>
-        </w:rPr>
-        <w:t>Register-ScheduledTask -TaskName "Ollama_Background_Service" -Trigger (New-ScheduledTaskTrigger -AtLogon -Delay (New-TimeSpan -Minutes 15)) -Action (New-ScheduledTaskAction -Execute "${env:ProgramFiles}\Ollama\ollama.exe" -Argument "serve") -User "NT AUTHORITY\SYSTEM" -RunLevel Highest -Force</w:t>
+        <w:spacing w:before="245" w:after="115"/>
+        <w:ind w:hanging="0" w:start="0"/>
+        <w:jc w:val="start"/>
+        <w:rPr>
+          <w:rFonts w:ascii="Times New Roman" w:hAnsi="Times New Roman"/>
+          <w:sz w:val="28"/>
+          <w:szCs w:val="28"/>
+        </w:rPr>
+      </w:pPr>
+      <w:r>
+        <w:rPr>
+          <w:b w:val="false"/>
+          <w:bCs w:val="false"/>
+          <w:sz w:val="28"/>
+          <w:szCs w:val="28"/>
+        </w:rPr>
+        <w:t>$Trigger = New-ScheduledTaskTrigger -AtLogon</w:t>
+        <w:br/>
+        <w:t>$Trigger.Delay = 'PT15M'</w:t>
+        <w:br/>
+        <w:br/>
+        <w:t>$Action = New-ScheduledTaskAction -Execute "${env:ProgramFiles}\Ollama\ollama.exe" -Argument "serve"</w:t>
+        <w:br/>
+        <w:br/>
+        <w:t>Register-ScheduledTask -TaskName "Ollama_Background_Service" -Trigger $Trigger -Action $Action -User "NT AUTHORITY\SYSTEM" -RunLevel Highest -Force</w:t>
       </w:r>
     </w:p>
     <w:p>
@@ -481,6 +530,27 @@
         </w:rPr>
       </w:pPr>
       <w:r>
+        <w:rPr/>
+      </w:r>
+    </w:p>
+    <w:p>
+      <w:pPr>
+        <w:pStyle w:val="Heading1"/>
+        <w:numPr>
+          <w:ilvl w:val="0"/>
+          <w:numId w:val="1"/>
+        </w:numPr>
+        <w:bidi w:val="0"/>
+        <w:spacing w:before="245" w:after="115"/>
+        <w:ind w:hanging="0" w:start="0"/>
+        <w:jc w:val="start"/>
+        <w:rPr>
+          <w:rFonts w:ascii="Times New Roman" w:hAnsi="Times New Roman"/>
+          <w:sz w:val="28"/>
+          <w:szCs w:val="28"/>
+        </w:rPr>
+      </w:pPr>
+      <w:r>
         <w:rPr>
           <w:rFonts w:ascii="Times New Roman" w:hAnsi="Times New Roman"/>
           <w:sz w:val="28"/>
@@ -712,6 +782,7 @@
       <w:type w:val="nextPage"/>
       <w:pgSz w:w="12240" w:h="15840"/>
       <w:pgMar w:left="1134" w:right="1134" w:gutter="0" w:header="0" w:top="1134" w:footer="0" w:bottom="1134"/>
+      <w:paperSrc w:first="0" w:other="0"/>
       <w:pgNumType w:fmt="decimal"/>
       <w:formProt w:val="false"/>
       <w:textDirection w:val="lrTb"/>
@@ -1062,6 +1133,13 @@
     <w:rPr>
       <w:color w:val="000080"/>
       <w:u w:val="single"/>
+    </w:rPr>
+  </w:style>
+  <w:style w:type="character" w:styleId="SourceText">
+    <w:name w:val="Source Text"/>
+    <w:qFormat/>
+    <w:rPr>
+      <w:rFonts w:ascii="Liberation Mono" w:hAnsi="Liberation Mono" w:eastAsia="NSimSun" w:cs="Liberation Mono"/>
     </w:rPr>
   </w:style>
   <w:style w:type="paragraph" w:styleId="Heading">

--- a/docs/installation/Install-Ollama-as-service.docx
+++ b/docs/installation/Install-Ollama-as-service.docx
@@ -345,34 +345,34 @@
         <w:bidi w:val="0"/>
         <w:jc w:val="start"/>
         <w:rPr>
-          <w:rFonts w:ascii="Times New Roman" w:hAnsi="Times New Roman"/>
-          <w:sz w:val="28"/>
-          <w:szCs w:val="28"/>
-        </w:rPr>
-      </w:pPr>
-      <w:r>
-        <w:rPr>
+          <w:rFonts w:ascii="Arial" w:hAnsi="Arial"/>
+          <w:sz w:val="24"/>
+          <w:szCs w:val="24"/>
+        </w:rPr>
+      </w:pPr>
+      <w:r>
+        <w:rPr>
+          <w:rFonts w:ascii="Arial" w:hAnsi="Arial"/>
           <w:b w:val="false"/>
           <w:color w:val="000000"/>
-          <w:sz w:val="28"/>
-          <w:szCs w:val="28"/>
+          <w:sz w:val="24"/>
+          <w:szCs w:val="24"/>
           <w:shd w:fill="FFFFFF" w:val="clear"/>
         </w:rPr>
-        <w:t xml:space="preserve">Download model from </w:t>
-      </w:r>
-      <w:hyperlink r:id="rId3">
-        <w:r>
-          <w:rPr>
-            <w:rStyle w:val="Hyperlink"/>
-            <w:b w:val="false"/>
-            <w:color w:val="000000"/>
-            <w:sz w:val="28"/>
-            <w:szCs w:val="28"/>
-            <w:shd w:fill="FFFFFF" w:val="clear"/>
-          </w:rPr>
-          <w:t>https://ollama.com/library?sort=popular</w:t>
-        </w:r>
-      </w:hyperlink>
+        <w:t>Go to C:\Program Files\Ollama\models, Properties, Security, Users: Allow full control</w:t>
+      </w:r>
+    </w:p>
+    <w:p>
+      <w:pPr>
+        <w:pStyle w:val="BodyText"/>
+        <w:bidi w:val="0"/>
+        <w:jc w:val="start"/>
+        <w:rPr>
+          <w:rFonts w:ascii="Times New Roman" w:hAnsi="Times New Roman"/>
+          <w:sz w:val="28"/>
+          <w:szCs w:val="28"/>
+        </w:rPr>
+      </w:pPr>
       <w:r>
         <w:rPr>
           <w:b w:val="false"/>
@@ -381,20 +381,8 @@
           <w:szCs w:val="28"/>
           <w:shd w:fill="FFFFFF" w:val="clear"/>
         </w:rPr>
-        <w:t>:</w:t>
-      </w:r>
-    </w:p>
-    <w:p>
-      <w:pPr>
-        <w:pStyle w:val="BodyText"/>
-        <w:bidi w:val="0"/>
-        <w:jc w:val="start"/>
-        <w:rPr>
-          <w:rFonts w:ascii="Times New Roman" w:hAnsi="Times New Roman"/>
-          <w:sz w:val="28"/>
-          <w:szCs w:val="28"/>
-        </w:rPr>
-      </w:pPr>
+        <w:t>F</w:t>
+      </w:r>
       <w:r>
         <w:rPr>
           <w:b w:val="false"/>
@@ -403,7 +391,7 @@
           <w:szCs w:val="28"/>
           <w:shd w:fill="FFFFFF" w:val="clear"/>
         </w:rPr>
-        <w:t>or from command line:</w:t>
+        <w:t>rom command line:</w:t>
       </w:r>
     </w:p>
     <w:p>
@@ -425,6 +413,16 @@
           <w:szCs w:val="28"/>
           <w:shd w:fill="FFFFFF" w:val="clear"/>
         </w:rPr>
+        <w:t xml:space="preserve">   </w:t>
+      </w:r>
+      <w:r>
+        <w:rPr>
+          <w:b w:val="false"/>
+          <w:color w:val="000000"/>
+          <w:sz w:val="28"/>
+          <w:szCs w:val="28"/>
+          <w:shd w:fill="FFFFFF" w:val="clear"/>
+        </w:rPr>
         <w:t>ollama pull qwen2.5:7b</w:t>
       </w:r>
     </w:p>
@@ -441,7 +439,22 @@
       </w:pPr>
       <w:r>
         <w:rPr/>
-        <w:t>The models will be stored in C:\Users\&lt;Your-Username&gt;\.ollama\models.</w:t>
+        <w:t xml:space="preserve">The models will be stored in </w:t>
+      </w:r>
+      <w:r>
+        <w:rPr>
+          <w:rFonts w:ascii="Arial" w:hAnsi="Arial"/>
+          <w:b w:val="false"/>
+          <w:color w:val="000000"/>
+          <w:sz w:val="24"/>
+          <w:szCs w:val="24"/>
+          <w:shd w:fill="FFFFFF" w:val="clear"/>
+        </w:rPr>
+        <w:t>C:\Program Files\Ollama\models</w:t>
+      </w:r>
+      <w:r>
+        <w:rPr/>
+        <w:t>.</w:t>
       </w:r>
     </w:p>
     <w:p>
@@ -530,7 +543,11 @@
         </w:rPr>
       </w:pPr>
       <w:r>
-        <w:rPr/>
+        <w:rPr>
+          <w:rFonts w:ascii="Times New Roman" w:hAnsi="Times New Roman"/>
+          <w:sz w:val="28"/>
+          <w:szCs w:val="28"/>
+        </w:rPr>
       </w:r>
     </w:p>
     <w:p>
@@ -1074,7 +1091,7 @@
     <w:pPr>
       <w:widowControl/>
       <w:suppressAutoHyphens w:val="true"/>
-      <w:overflowPunct w:val="false"/>
+      <w:overflowPunct w:val="true"/>
       <w:bidi w:val="0"/>
       <w:spacing w:before="0" w:after="0"/>
       <w:jc w:val="start"/>
